--- a/docs/screenshotsLab2.docx
+++ b/docs/screenshotsLab2.docx
@@ -1249,7 +1249,7 @@
         </w:rPr>
         <w:drawing>
           <wp:inline distT="0" distB="0" distL="0" distR="0" wp14:anchorId="3325B31D" wp14:editId="485534BA">
-            <wp:extent cx="5905500" cy="3400425"/>
+            <wp:extent cx="5905500" cy="4717087"/>
             <wp:effectExtent l="0" t="0" r="0" b="0"/>
             <wp:docPr id="15" name="Рисунок 15"/>
             <wp:cNvGraphicFramePr>
@@ -1274,7 +1274,7 @@
                   <pic:spPr bwMode="auto">
                     <a:xfrm>
                       <a:off x="0" y="0"/>
-                      <a:ext cx="5905500" cy="3400425"/>
+                      <a:ext cx="5905500" cy="4717087"/>
                     </a:xfrm>
                     <a:prstGeom prst="rect">
                       <a:avLst/>
@@ -1327,7 +1327,7 @@
         <w:lastRenderedPageBreak/>
         <w:drawing>
           <wp:inline distT="0" distB="0" distL="0" distR="0" wp14:anchorId="07D4B192" wp14:editId="05ACD408">
-            <wp:extent cx="5905500" cy="7600950"/>
+            <wp:extent cx="4560604" cy="7920000"/>
             <wp:effectExtent l="0" t="0" r="0" b="0"/>
             <wp:docPr id="16" name="Рисунок 16"/>
             <wp:cNvGraphicFramePr>
@@ -1352,7 +1352,7 @@
                   <pic:spPr bwMode="auto">
                     <a:xfrm>
                       <a:off x="0" y="0"/>
-                      <a:ext cx="5905500" cy="7600950"/>
+                      <a:ext cx="4560604" cy="7920000"/>
                     </a:xfrm>
                     <a:prstGeom prst="rect">
                       <a:avLst/>
@@ -1408,7 +1408,7 @@
         <w:lastRenderedPageBreak/>
         <w:drawing>
           <wp:inline distT="0" distB="0" distL="0" distR="0" wp14:anchorId="524EEDE7" wp14:editId="39099D32">
-            <wp:extent cx="5905500" cy="2438400"/>
+            <wp:extent cx="5905500" cy="3351609"/>
             <wp:effectExtent l="0" t="0" r="0" b="0"/>
             <wp:docPr id="17" name="Рисунок 17"/>
             <wp:cNvGraphicFramePr>
@@ -1433,7 +1433,7 @@
                   <pic:spPr bwMode="auto">
                     <a:xfrm>
                       <a:off x="0" y="0"/>
-                      <a:ext cx="5905500" cy="2438400"/>
+                      <a:ext cx="5905500" cy="3351609"/>
                     </a:xfrm>
                     <a:prstGeom prst="rect">
                       <a:avLst/>
@@ -1481,7 +1481,7 @@
         <w:lastRenderedPageBreak/>
         <w:drawing>
           <wp:inline distT="0" distB="0" distL="0" distR="0" wp14:anchorId="40E05EAE" wp14:editId="7A9D190A">
-            <wp:extent cx="5905500" cy="6667500"/>
+            <wp:extent cx="5234144" cy="7920000"/>
             <wp:effectExtent l="0" t="0" r="0" b="0"/>
             <wp:docPr id="18" name="Рисунок 18"/>
             <wp:cNvGraphicFramePr>
@@ -1506,7 +1506,7 @@
                   <pic:spPr bwMode="auto">
                     <a:xfrm>
                       <a:off x="0" y="0"/>
-                      <a:ext cx="5905500" cy="6667500"/>
+                      <a:ext cx="5234144" cy="7920000"/>
                     </a:xfrm>
                     <a:prstGeom prst="rect">
                       <a:avLst/>
@@ -1559,7 +1559,7 @@
         <w:lastRenderedPageBreak/>
         <w:drawing>
           <wp:inline distT="0" distB="0" distL="0" distR="0" wp14:anchorId="77D6A10C" wp14:editId="7FED327B">
-            <wp:extent cx="5905500" cy="3495675"/>
+            <wp:extent cx="5905500" cy="4824532"/>
             <wp:effectExtent l="0" t="0" r="0" b="0"/>
             <wp:docPr id="19" name="Рисунок 19"/>
             <wp:cNvGraphicFramePr>
@@ -1584,7 +1584,7 @@
                   <pic:spPr bwMode="auto">
                     <a:xfrm>
                       <a:off x="0" y="0"/>
-                      <a:ext cx="5905500" cy="3495675"/>
+                      <a:ext cx="5905500" cy="4824532"/>
                     </a:xfrm>
                     <a:prstGeom prst="rect">
                       <a:avLst/>
@@ -1632,7 +1632,7 @@
         <w:lastRenderedPageBreak/>
         <w:drawing>
           <wp:inline distT="0" distB="0" distL="0" distR="0" wp14:anchorId="49B692E4" wp14:editId="7C2E188E">
-            <wp:extent cx="5905500" cy="5086350"/>
+            <wp:extent cx="5905500" cy="6949238"/>
             <wp:effectExtent l="0" t="0" r="0" b="0"/>
             <wp:docPr id="20" name="Рисунок 20"/>
             <wp:cNvGraphicFramePr>
@@ -1657,7 +1657,7 @@
                   <pic:spPr bwMode="auto">
                     <a:xfrm>
                       <a:off x="0" y="0"/>
-                      <a:ext cx="5905500" cy="5086350"/>
+                      <a:ext cx="5905500" cy="6949238"/>
                     </a:xfrm>
                     <a:prstGeom prst="rect">
                       <a:avLst/>
@@ -1710,7 +1710,7 @@
         <w:lastRenderedPageBreak/>
         <w:drawing>
           <wp:inline distT="0" distB="0" distL="0" distR="0" wp14:anchorId="0F70F6BA" wp14:editId="7BB5E9DA">
-            <wp:extent cx="5905500" cy="5362575"/>
+            <wp:extent cx="5905500" cy="7241839"/>
             <wp:effectExtent l="0" t="0" r="0" b="0"/>
             <wp:docPr id="21" name="Рисунок 21"/>
             <wp:cNvGraphicFramePr>
@@ -1735,7 +1735,7 @@
                   <pic:spPr bwMode="auto">
                     <a:xfrm>
                       <a:off x="0" y="0"/>
-                      <a:ext cx="5905500" cy="5362575"/>
+                      <a:ext cx="5905500" cy="7241839"/>
                     </a:xfrm>
                     <a:prstGeom prst="rect">
                       <a:avLst/>
@@ -1777,7 +1777,7 @@
         </w:rPr>
         <w:drawing>
           <wp:inline distT="0" distB="0" distL="0" distR="0" wp14:anchorId="0CD93773" wp14:editId="0430F5F2">
-            <wp:extent cx="5905500" cy="1828800"/>
+            <wp:extent cx="5905500" cy="2769285"/>
             <wp:effectExtent l="0" t="0" r="0" b="0"/>
             <wp:docPr id="22" name="Рисунок 22"/>
             <wp:cNvGraphicFramePr>
@@ -1802,7 +1802,7 @@
                   <pic:spPr bwMode="auto">
                     <a:xfrm>
                       <a:off x="0" y="0"/>
-                      <a:ext cx="5905500" cy="1828800"/>
+                      <a:ext cx="5905500" cy="2769285"/>
                     </a:xfrm>
                     <a:prstGeom prst="rect">
                       <a:avLst/>
@@ -1863,7 +1863,7 @@
         </w:rPr>
         <w:drawing>
           <wp:inline distT="0" distB="0" distL="0" distR="0" wp14:anchorId="6557FD1C" wp14:editId="7B95FDD9">
-            <wp:extent cx="5905500" cy="3771900"/>
+            <wp:extent cx="5905500" cy="5015311"/>
             <wp:effectExtent l="0" t="0" r="0" b="0"/>
             <wp:docPr id="23" name="Рисунок 23"/>
             <wp:cNvGraphicFramePr>
@@ -1888,7 +1888,7 @@
                   <pic:spPr bwMode="auto">
                     <a:xfrm>
                       <a:off x="0" y="0"/>
-                      <a:ext cx="5905500" cy="3771900"/>
+                      <a:ext cx="5905500" cy="5015311"/>
                     </a:xfrm>
                     <a:prstGeom prst="rect">
                       <a:avLst/>
